--- a/documentation/Log of Upcoming Model Changes for the CDM.docx
+++ b/documentation/Log of Upcoming Model Changes for the CDM.docx
@@ -271,6 +271,8 @@
                 <w:szCs w:val="22"/>
               </w:rPr>
             </w:pPr>
+            <w:bookmarkStart w:id="0" w:name="_GoBack"/>
+            <w:bookmarkEnd w:id="0"/>
           </w:p>
         </w:tc>
         <w:tc>
@@ -285,6 +287,14 @@
                 <w:szCs w:val="22"/>
               </w:rPr>
             </w:pPr>
+            <w:r>
+              <w:rPr>
+                <w:rFonts w:ascii="Calibri" w:hAnsi="Calibri"/>
+                <w:sz w:val="22"/>
+                <w:szCs w:val="22"/>
+              </w:rPr>
+              <w:t>4.5b</w:t>
+            </w:r>
           </w:p>
         </w:tc>
         <w:tc>
@@ -348,140 +358,13 @@
                 <w:szCs w:val="22"/>
               </w:rPr>
             </w:pPr>
-            <w:proofErr w:type="gramStart"/>
             <w:r>
               <w:rPr>
                 <w:rFonts w:ascii="Calibri" w:hAnsi="Calibri"/>
                 <w:sz w:val="22"/>
                 <w:szCs w:val="22"/>
               </w:rPr>
-              <w:t>3.?</w:t>
-            </w:r>
-            <w:proofErr w:type="gramEnd"/>
-          </w:p>
-        </w:tc>
-        <w:tc>
-          <w:tcPr>
-            <w:tcW w:w="1350" w:type="dxa"/>
-          </w:tcPr>
-          <w:p>
-            <w:pPr>
-              <w:rPr>
-                <w:rFonts w:ascii="Calibri" w:hAnsi="Calibri"/>
-                <w:sz w:val="22"/>
-                <w:szCs w:val="22"/>
-              </w:rPr>
-            </w:pPr>
-          </w:p>
-        </w:tc>
-        <w:tc>
-          <w:tcPr>
-            <w:tcW w:w="1080" w:type="dxa"/>
-          </w:tcPr>
-          <w:p>
-            <w:pPr>
-              <w:rPr>
-                <w:rFonts w:ascii="Calibri" w:hAnsi="Calibri"/>
-                <w:sz w:val="22"/>
-                <w:szCs w:val="22"/>
-              </w:rPr>
-            </w:pPr>
-            <w:r>
-              <w:rPr>
-                <w:rFonts w:ascii="Calibri" w:hAnsi="Calibri"/>
-                <w:sz w:val="22"/>
-                <w:szCs w:val="22"/>
-              </w:rPr>
-              <w:t>4.5b</w:t>
-            </w:r>
-          </w:p>
-        </w:tc>
-        <w:tc>
-          <w:tcPr>
-            <w:tcW w:w="9450" w:type="dxa"/>
-          </w:tcPr>
-          <w:p>
-            <w:pPr>
-              <w:numPr>
-                <w:ilvl w:val="0"/>
-                <w:numId w:val="21"/>
-              </w:numPr>
-              <w:rPr>
-                <w:rFonts w:ascii="Calibri" w:hAnsi="Calibri"/>
-                <w:sz w:val="22"/>
-                <w:szCs w:val="22"/>
-              </w:rPr>
-            </w:pPr>
-            <w:r>
-              <w:rPr>
-                <w:rFonts w:ascii="Calibri" w:hAnsi="Calibri"/>
-                <w:sz w:val="22"/>
-                <w:szCs w:val="22"/>
-              </w:rPr>
-              <w:t xml:space="preserve">Allow all individuals to re-select behavioral parameters at sexual debut </w:t>
-            </w:r>
-          </w:p>
-          <w:p>
-            <w:pPr>
-              <w:numPr>
-                <w:ilvl w:val="1"/>
-                <w:numId w:val="21"/>
-              </w:numPr>
-              <w:rPr>
-                <w:rFonts w:ascii="Calibri" w:hAnsi="Calibri"/>
-                <w:sz w:val="22"/>
-                <w:szCs w:val="22"/>
-              </w:rPr>
-            </w:pPr>
-            <w:r>
-              <w:rPr>
-                <w:rFonts w:ascii="Calibri" w:hAnsi="Calibri"/>
-                <w:sz w:val="22"/>
-                <w:szCs w:val="22"/>
-              </w:rPr>
-              <w:t>Specs found here: Dropbox\Specifications\Risk Parameter Selection (332k)</w:t>
-            </w:r>
-          </w:p>
-          <w:p>
-            <w:pPr>
-              <w:numPr>
-                <w:ilvl w:val="0"/>
-                <w:numId w:val="21"/>
-              </w:numPr>
-              <w:rPr>
-                <w:rFonts w:ascii="Calibri" w:hAnsi="Calibri"/>
-                <w:sz w:val="22"/>
-                <w:szCs w:val="22"/>
-              </w:rPr>
-            </w:pPr>
-            <w:r>
-              <w:rPr>
-                <w:rFonts w:ascii="Calibri" w:hAnsi="Calibri"/>
-                <w:sz w:val="22"/>
-                <w:szCs w:val="22"/>
-              </w:rPr>
-              <w:t>Remove the restriction that prevents males from choosing the same CSW or casual partner in one time month</w:t>
-            </w:r>
-          </w:p>
-          <w:p>
-            <w:pPr>
-              <w:numPr>
-                <w:ilvl w:val="0"/>
-                <w:numId w:val="21"/>
-              </w:numPr>
-              <w:rPr>
-                <w:rFonts w:ascii="Calibri" w:hAnsi="Calibri"/>
-                <w:sz w:val="22"/>
-                <w:szCs w:val="22"/>
-              </w:rPr>
-            </w:pPr>
-            <w:r>
-              <w:rPr>
-                <w:rFonts w:ascii="Calibri" w:hAnsi="Calibri"/>
-                <w:sz w:val="22"/>
-                <w:szCs w:val="22"/>
-              </w:rPr>
-              <w:t>XLSX output: multiple existing output files become unified as tabs in a single Excel workbook that can be formatted</w:t>
+              <w:t>3.</w:t>
             </w:r>
             <w:r>
               <w:rPr>
@@ -489,31 +372,7 @@
                 <w:sz w:val="22"/>
                 <w:szCs w:val="22"/>
               </w:rPr>
-              <w:t xml:space="preserve"> (colors, freeze panes, etc.)</w:t>
-            </w:r>
-          </w:p>
-        </w:tc>
-      </w:tr>
-      <w:tr>
-        <w:tc>
-          <w:tcPr>
-            <w:tcW w:w="918" w:type="dxa"/>
-          </w:tcPr>
-          <w:p>
-            <w:pPr>
-              <w:rPr>
-                <w:rFonts w:ascii="Calibri" w:hAnsi="Calibri"/>
-                <w:sz w:val="22"/>
-                <w:szCs w:val="22"/>
-              </w:rPr>
-            </w:pPr>
-            <w:r>
-              <w:rPr>
-                <w:rFonts w:ascii="Calibri" w:hAnsi="Calibri"/>
-                <w:sz w:val="22"/>
-                <w:szCs w:val="22"/>
-              </w:rPr>
-              <w:t>3.5a</w:t>
+              <w:t>6</w:t>
             </w:r>
           </w:p>
         </w:tc>
@@ -535,7 +394,15 @@
                 <w:sz w:val="22"/>
                 <w:szCs w:val="22"/>
               </w:rPr>
-              <w:t>2/28/2014</w:t>
+              <w:t>6/17</w:t>
+            </w:r>
+            <w:r>
+              <w:rPr>
+                <w:rFonts w:ascii="Calibri" w:hAnsi="Calibri"/>
+                <w:sz w:val="22"/>
+                <w:szCs w:val="22"/>
+              </w:rPr>
+              <w:t>/2014</w:t>
             </w:r>
           </w:p>
         </w:tc>
@@ -602,79 +469,6 @@
               <w:t>for MSM model</w:t>
             </w:r>
           </w:p>
-        </w:tc>
-      </w:tr>
-      <w:tr>
-        <w:tc>
-          <w:tcPr>
-            <w:tcW w:w="918" w:type="dxa"/>
-          </w:tcPr>
-          <w:p>
-            <w:pPr>
-              <w:rPr>
-                <w:rFonts w:ascii="Calibri" w:hAnsi="Calibri"/>
-                <w:sz w:val="22"/>
-                <w:szCs w:val="22"/>
-              </w:rPr>
-            </w:pPr>
-            <w:r>
-              <w:rPr>
-                <w:rFonts w:ascii="Calibri" w:hAnsi="Calibri"/>
-                <w:sz w:val="22"/>
-                <w:szCs w:val="22"/>
-              </w:rPr>
-              <w:t>3.4b</w:t>
-            </w:r>
-          </w:p>
-        </w:tc>
-        <w:tc>
-          <w:tcPr>
-            <w:tcW w:w="1350" w:type="dxa"/>
-          </w:tcPr>
-          <w:p>
-            <w:pPr>
-              <w:rPr>
-                <w:rFonts w:ascii="Calibri" w:hAnsi="Calibri"/>
-                <w:sz w:val="22"/>
-                <w:szCs w:val="22"/>
-              </w:rPr>
-            </w:pPr>
-            <w:r>
-              <w:rPr>
-                <w:rFonts w:ascii="Calibri" w:hAnsi="Calibri"/>
-                <w:sz w:val="22"/>
-                <w:szCs w:val="22"/>
-              </w:rPr>
-              <w:t>2/12/2014</w:t>
-            </w:r>
-          </w:p>
-        </w:tc>
-        <w:tc>
-          <w:tcPr>
-            <w:tcW w:w="1080" w:type="dxa"/>
-          </w:tcPr>
-          <w:p>
-            <w:pPr>
-              <w:rPr>
-                <w:rFonts w:ascii="Calibri" w:hAnsi="Calibri"/>
-                <w:sz w:val="22"/>
-                <w:szCs w:val="22"/>
-              </w:rPr>
-            </w:pPr>
-            <w:r>
-              <w:rPr>
-                <w:rFonts w:ascii="Calibri" w:hAnsi="Calibri"/>
-                <w:sz w:val="22"/>
-                <w:szCs w:val="22"/>
-              </w:rPr>
-              <w:t>4.5b</w:t>
-            </w:r>
-          </w:p>
-        </w:tc>
-        <w:tc>
-          <w:tcPr>
-            <w:tcW w:w="9450" w:type="dxa"/>
-          </w:tcPr>
           <w:p>
             <w:pPr>
               <w:numPr>
@@ -693,7 +487,28 @@
                 <w:sz w:val="22"/>
                 <w:szCs w:val="22"/>
               </w:rPr>
-              <w:t>Improve cost statistics to include treatment/testing costs</w:t>
+              <w:t xml:space="preserve">Allow all individuals to re-select behavioral parameters at sexual debut </w:t>
+            </w:r>
+          </w:p>
+          <w:p>
+            <w:pPr>
+              <w:numPr>
+                <w:ilvl w:val="1"/>
+                <w:numId w:val="23"/>
+              </w:numPr>
+              <w:rPr>
+                <w:rFonts w:ascii="Calibri" w:hAnsi="Calibri"/>
+                <w:sz w:val="22"/>
+                <w:szCs w:val="22"/>
+              </w:rPr>
+            </w:pPr>
+            <w:r>
+              <w:rPr>
+                <w:rFonts w:ascii="Calibri" w:hAnsi="Calibri"/>
+                <w:sz w:val="22"/>
+                <w:szCs w:val="22"/>
+              </w:rPr>
+              <w:t>Specs found here: Dropbox\Specifications\Risk Parameter Selection (332k)</w:t>
             </w:r>
           </w:p>
           <w:p>
@@ -714,7 +529,7 @@
                 <w:sz w:val="22"/>
                 <w:szCs w:val="22"/>
               </w:rPr>
-              <w:t>Implement new sequencing method</w:t>
+              <w:t>Remove the restriction that prevents males from choosing the same CSW or casual partner in one time month</w:t>
             </w:r>
           </w:p>
           <w:p>
@@ -735,268 +550,7 @@
                 <w:sz w:val="22"/>
                 <w:szCs w:val="22"/>
               </w:rPr>
-              <w:t>Correct</w:t>
-            </w:r>
-            <w:r>
-              <w:rPr>
-                <w:rFonts w:ascii="Calibri" w:hAnsi="Calibri"/>
-                <w:sz w:val="22"/>
-                <w:szCs w:val="22"/>
-              </w:rPr>
-              <w:t xml:space="preserve"> target ART rollout percentage to use number</w:t>
-            </w:r>
-            <w:r>
-              <w:rPr>
-                <w:rFonts w:ascii="Calibri" w:hAnsi="Calibri"/>
-                <w:sz w:val="22"/>
-                <w:szCs w:val="22"/>
-              </w:rPr>
-              <w:t xml:space="preserve"> being</w:t>
-            </w:r>
-            <w:r>
-              <w:rPr>
-                <w:rFonts w:ascii="Calibri" w:hAnsi="Calibri"/>
-                <w:sz w:val="22"/>
-                <w:szCs w:val="22"/>
-              </w:rPr>
-              <w:t xml:space="preserve"> treated rather than number accessing treatment</w:t>
-            </w:r>
-            <w:r>
-              <w:rPr>
-                <w:rFonts w:ascii="Calibri" w:hAnsi="Calibri"/>
-                <w:sz w:val="22"/>
-                <w:szCs w:val="22"/>
-              </w:rPr>
-              <w:t xml:space="preserve"> (as discussed in meeting on 1/29/2014)</w:t>
-            </w:r>
-          </w:p>
-        </w:tc>
-      </w:tr>
-      <w:tr>
-        <w:tc>
-          <w:tcPr>
-            <w:tcW w:w="918" w:type="dxa"/>
-          </w:tcPr>
-          <w:p>
-            <w:pPr>
-              <w:rPr>
-                <w:rFonts w:ascii="Calibri" w:hAnsi="Calibri"/>
-                <w:sz w:val="22"/>
-                <w:szCs w:val="22"/>
-              </w:rPr>
-            </w:pPr>
-            <w:r>
-              <w:rPr>
-                <w:rFonts w:ascii="Calibri" w:hAnsi="Calibri"/>
-                <w:sz w:val="22"/>
-                <w:szCs w:val="22"/>
-              </w:rPr>
-              <w:t>3.4a</w:t>
-            </w:r>
-          </w:p>
-        </w:tc>
-        <w:tc>
-          <w:tcPr>
-            <w:tcW w:w="1350" w:type="dxa"/>
-          </w:tcPr>
-          <w:p>
-            <w:pPr>
-              <w:rPr>
-                <w:rFonts w:ascii="Calibri" w:hAnsi="Calibri"/>
-                <w:sz w:val="22"/>
-                <w:szCs w:val="22"/>
-              </w:rPr>
-            </w:pPr>
-            <w:r>
-              <w:rPr>
-                <w:rFonts w:ascii="Calibri" w:hAnsi="Calibri"/>
-                <w:sz w:val="22"/>
-                <w:szCs w:val="22"/>
-              </w:rPr>
-              <w:t>2/5/2014</w:t>
-            </w:r>
-          </w:p>
-        </w:tc>
-        <w:tc>
-          <w:tcPr>
-            <w:tcW w:w="1080" w:type="dxa"/>
-          </w:tcPr>
-          <w:p>
-            <w:pPr>
-              <w:rPr>
-                <w:rFonts w:ascii="Calibri" w:hAnsi="Calibri"/>
-                <w:sz w:val="22"/>
-                <w:szCs w:val="22"/>
-              </w:rPr>
-            </w:pPr>
-            <w:r>
-              <w:rPr>
-                <w:rFonts w:ascii="Calibri" w:hAnsi="Calibri"/>
-                <w:sz w:val="22"/>
-                <w:szCs w:val="22"/>
-              </w:rPr>
-              <w:t>4.5b</w:t>
-            </w:r>
-          </w:p>
-        </w:tc>
-        <w:tc>
-          <w:tcPr>
-            <w:tcW w:w="9450" w:type="dxa"/>
-          </w:tcPr>
-          <w:p>
-            <w:pPr>
-              <w:numPr>
-                <w:ilvl w:val="0"/>
-                <w:numId w:val="20"/>
-              </w:numPr>
-              <w:rPr>
-                <w:rFonts w:ascii="Calibri" w:hAnsi="Calibri"/>
-                <w:sz w:val="22"/>
-                <w:szCs w:val="22"/>
-              </w:rPr>
-            </w:pPr>
-            <w:r>
-              <w:rPr>
-                <w:rFonts w:ascii="Calibri" w:hAnsi="Calibri"/>
-                <w:sz w:val="22"/>
-                <w:szCs w:val="22"/>
-              </w:rPr>
-              <w:t>Update to CEPAC 4.5b</w:t>
-            </w:r>
-          </w:p>
-          <w:p>
-            <w:pPr>
-              <w:numPr>
-                <w:ilvl w:val="0"/>
-                <w:numId w:val="20"/>
-              </w:numPr>
-              <w:rPr>
-                <w:rFonts w:ascii="Calibri" w:hAnsi="Calibri"/>
-                <w:sz w:val="22"/>
-                <w:szCs w:val="22"/>
-              </w:rPr>
-            </w:pPr>
-            <w:r>
-              <w:rPr>
-                <w:rFonts w:ascii="Calibri" w:hAnsi="Calibri"/>
-                <w:sz w:val="22"/>
-                <w:szCs w:val="22"/>
-              </w:rPr>
-              <w:t>Tabulate life months lived within target range stratified by HIV status</w:t>
-            </w:r>
-          </w:p>
-          <w:p>
-            <w:pPr>
-              <w:numPr>
-                <w:ilvl w:val="0"/>
-                <w:numId w:val="20"/>
-              </w:numPr>
-              <w:rPr>
-                <w:rFonts w:ascii="Calibri" w:hAnsi="Calibri"/>
-                <w:sz w:val="22"/>
-                <w:szCs w:val="22"/>
-              </w:rPr>
-            </w:pPr>
-            <w:r>
-              <w:rPr>
-                <w:rFonts w:ascii="Calibri" w:hAnsi="Calibri"/>
-                <w:sz w:val="22"/>
-                <w:szCs w:val="22"/>
-              </w:rPr>
-              <w:t xml:space="preserve">Move </w:t>
-            </w:r>
-            <w:proofErr w:type="spellStart"/>
-            <w:r>
-              <w:rPr>
-                <w:rFonts w:ascii="Calibri" w:hAnsi="Calibri"/>
-                <w:sz w:val="22"/>
-                <w:szCs w:val="22"/>
-              </w:rPr>
-              <w:t>targetRolloutProportion</w:t>
-            </w:r>
-            <w:proofErr w:type="spellEnd"/>
-            <w:r>
-              <w:rPr>
-                <w:rFonts w:ascii="Calibri" w:hAnsi="Calibri"/>
-                <w:sz w:val="22"/>
-                <w:szCs w:val="22"/>
-              </w:rPr>
-              <w:t xml:space="preserve"> section into</w:t>
-            </w:r>
-            <w:r>
-              <w:rPr>
-                <w:rFonts w:ascii="Calibri" w:hAnsi="Calibri"/>
-                <w:sz w:val="22"/>
-                <w:szCs w:val="22"/>
-              </w:rPr>
-              <w:t xml:space="preserve"> </w:t>
-            </w:r>
-            <w:proofErr w:type="spellStart"/>
-            <w:r>
-              <w:rPr>
-                <w:rFonts w:ascii="Calibri" w:hAnsi="Calibri"/>
-                <w:sz w:val="22"/>
-                <w:szCs w:val="22"/>
-              </w:rPr>
-              <w:t>artRolloutIntervention</w:t>
-            </w:r>
-            <w:proofErr w:type="spellEnd"/>
-            <w:r>
-              <w:rPr>
-                <w:rFonts w:ascii="Calibri" w:hAnsi="Calibri"/>
-                <w:sz w:val="22"/>
-                <w:szCs w:val="22"/>
-              </w:rPr>
-              <w:t xml:space="preserve"> section in XML</w:t>
-            </w:r>
-          </w:p>
-          <w:p>
-            <w:pPr>
-              <w:numPr>
-                <w:ilvl w:val="0"/>
-                <w:numId w:val="20"/>
-              </w:numPr>
-              <w:rPr>
-                <w:rFonts w:ascii="Calibri" w:hAnsi="Calibri"/>
-                <w:sz w:val="22"/>
-                <w:szCs w:val="22"/>
-              </w:rPr>
-            </w:pPr>
-            <w:r>
-              <w:rPr>
-                <w:rFonts w:ascii="Calibri" w:hAnsi="Calibri"/>
-                <w:sz w:val="22"/>
-                <w:szCs w:val="22"/>
-              </w:rPr>
-              <w:t>Use</w:t>
-            </w:r>
-            <w:bookmarkStart w:id="0" w:name="_GoBack"/>
-            <w:bookmarkEnd w:id="0"/>
-            <w:r>
-              <w:rPr>
-                <w:rFonts w:ascii="Calibri" w:hAnsi="Calibri"/>
-                <w:sz w:val="22"/>
-                <w:szCs w:val="22"/>
-              </w:rPr>
-              <w:t xml:space="preserve"> months instead of years for </w:t>
-            </w:r>
-            <w:proofErr w:type="spellStart"/>
-            <w:r>
-              <w:rPr>
-                <w:rFonts w:ascii="Calibri" w:hAnsi="Calibri"/>
-                <w:sz w:val="22"/>
-                <w:szCs w:val="22"/>
-              </w:rPr>
-              <w:t>lifeExpectancyOutput</w:t>
-            </w:r>
-            <w:proofErr w:type="spellEnd"/>
-            <w:r>
-              <w:rPr>
-                <w:rFonts w:ascii="Calibri" w:hAnsi="Calibri"/>
-                <w:sz w:val="22"/>
-                <w:szCs w:val="22"/>
-              </w:rPr>
-              <w:t xml:space="preserve"> times</w:t>
+              <w:t>XLSX output: multiple existing output files become unified as tabs in a single Excel workbook that can be formatted (colors, freeze panes, etc.)</w:t>
             </w:r>
           </w:p>
         </w:tc>
@@ -1901,7 +1455,7 @@
         <w:rFonts w:ascii="Symbol" w:hAnsi="Symbol" w:hint="default"/>
       </w:rPr>
     </w:lvl>
-    <w:lvl w:ilvl="1" w:tplc="04090003" w:tentative="1">
+    <w:lvl w:ilvl="1" w:tplc="04090003">
       <w:start w:val="1"/>
       <w:numFmt w:val="bullet"/>
       <w:lvlText w:val="o"/>
@@ -4050,11 +3604,15 @@
   </w:style>
   <w:style w:type="character" w:default="1" w:styleId="DefaultParagraphFont">
     <w:name w:val="Default Paragraph Font"/>
+    <w:uiPriority w:val="1"/>
     <w:semiHidden/>
+    <w:unhideWhenUsed/>
   </w:style>
   <w:style w:type="table" w:default="1" w:styleId="TableNormal">
     <w:name w:val="Normal Table"/>
+    <w:uiPriority w:val="99"/>
     <w:semiHidden/>
+    <w:unhideWhenUsed/>
     <w:tblPr>
       <w:tblInd w:w="0" w:type="dxa"/>
       <w:tblCellMar>
@@ -4067,7 +3625,9 @@
   </w:style>
   <w:style w:type="numbering" w:default="1" w:styleId="NoList">
     <w:name w:val="No List"/>
+    <w:uiPriority w:val="99"/>
     <w:semiHidden/>
+    <w:unhideWhenUsed/>
   </w:style>
   <w:style w:type="table" w:styleId="TableGrid">
     <w:name w:val="Table Grid"/>
@@ -4090,6 +3650,196 @@
         <w:right w:w="108" w:type="dxa"/>
       </w:tblCellMar>
     </w:tblPr>
+  </w:style>
+</w:styles>
+</file>
+
+<file path=word/stylesWithEffects.xml><?xml version="1.0" encoding="utf-8"?>
+<w:styles xmlns:wpc="http://schemas.microsoft.com/office/word/2010/wordprocessingCanvas" xmlns:mc="http://schemas.openxmlformats.org/markup-compatibility/2006" xmlns:o="urn:schemas-microsoft-com:office:office" xmlns:r="http://schemas.openxmlformats.org/officeDocument/2006/relationships" xmlns:m="http://schemas.openxmlformats.org/officeDocument/2006/math" xmlns:v="urn:schemas-microsoft-com:vml" xmlns:wp14="http://schemas.microsoft.com/office/word/2010/wordprocessingDrawing" xmlns:wp="http://schemas.openxmlformats.org/drawingml/2006/wordprocessingDrawing" xmlns:w10="urn:schemas-microsoft-com:office:word" xmlns:w="http://schemas.openxmlformats.org/wordprocessingml/2006/main" xmlns:w14="http://schemas.microsoft.com/office/word/2010/wordml" xmlns:wpg="http://schemas.microsoft.com/office/word/2010/wordprocessingGroup" xmlns:wpi="http://schemas.microsoft.com/office/word/2010/wordprocessingInk" xmlns:wne="http://schemas.microsoft.com/office/word/2006/wordml" xmlns:wps="http://schemas.microsoft.com/office/word/2010/wordprocessingShape" mc:Ignorable="w14 wp14">
+  <w:docDefaults>
+    <w:rPrDefault>
+      <w:rPr>
+        <w:rFonts w:asciiTheme="minorHAnsi" w:eastAsiaTheme="minorEastAsia" w:hAnsiTheme="minorHAnsi" w:cstheme="minorBidi"/>
+        <w:sz w:val="22"/>
+        <w:szCs w:val="22"/>
+        <w:lang w:val="en-US" w:eastAsia="en-US" w:bidi="ar-SA"/>
+      </w:rPr>
+    </w:rPrDefault>
+    <w:pPrDefault>
+      <w:pPr>
+        <w:spacing w:after="200" w:line="276" w:lineRule="auto"/>
+      </w:pPr>
+    </w:pPrDefault>
+  </w:docDefaults>
+  <w:latentStyles w:defLockedState="0" w:defUIPriority="99" w:defSemiHidden="1" w:defUnhideWhenUsed="1" w:defQFormat="0" w:count="267">
+    <w:lsdException w:name="Normal" w:semiHidden="0" w:uiPriority="0" w:unhideWhenUsed="0" w:qFormat="1"/>
+    <w:lsdException w:name="heading 1" w:semiHidden="0" w:uiPriority="9" w:unhideWhenUsed="0" w:qFormat="1"/>
+    <w:lsdException w:name="heading 2" w:uiPriority="9" w:qFormat="1"/>
+    <w:lsdException w:name="heading 3" w:uiPriority="9" w:qFormat="1"/>
+    <w:lsdException w:name="heading 4" w:uiPriority="9" w:qFormat="1"/>
+    <w:lsdException w:name="heading 5" w:uiPriority="9" w:qFormat="1"/>
+    <w:lsdException w:name="heading 6" w:uiPriority="9" w:qFormat="1"/>
+    <w:lsdException w:name="heading 7" w:uiPriority="9" w:qFormat="1"/>
+    <w:lsdException w:name="heading 8" w:uiPriority="9" w:qFormat="1"/>
+    <w:lsdException w:name="heading 9" w:uiPriority="9" w:qFormat="1"/>
+    <w:lsdException w:name="toc 1" w:uiPriority="39"/>
+    <w:lsdException w:name="toc 2" w:uiPriority="39"/>
+    <w:lsdException w:name="toc 3" w:uiPriority="39"/>
+    <w:lsdException w:name="toc 4" w:uiPriority="39"/>
+    <w:lsdException w:name="toc 5" w:uiPriority="39"/>
+    <w:lsdException w:name="toc 6" w:uiPriority="39"/>
+    <w:lsdException w:name="toc 7" w:uiPriority="39"/>
+    <w:lsdException w:name="toc 8" w:uiPriority="39"/>
+    <w:lsdException w:name="toc 9" w:uiPriority="39"/>
+    <w:lsdException w:name="caption" w:uiPriority="35" w:qFormat="1"/>
+    <w:lsdException w:name="Title" w:semiHidden="0" w:uiPriority="10" w:unhideWhenUsed="0" w:qFormat="1"/>
+    <w:lsdException w:name="Default Paragraph Font" w:uiPriority="1"/>
+    <w:lsdException w:name="Subtitle" w:semiHidden="0" w:uiPriority="11" w:unhideWhenUsed="0" w:qFormat="1"/>
+    <w:lsdException w:name="Strong" w:semiHidden="0" w:uiPriority="22" w:unhideWhenUsed="0" w:qFormat="1"/>
+    <w:lsdException w:name="Emphasis" w:semiHidden="0" w:uiPriority="20" w:unhideWhenUsed="0" w:qFormat="1"/>
+    <w:lsdException w:name="Table Grid" w:semiHidden="0" w:uiPriority="59" w:unhideWhenUsed="0"/>
+    <w:lsdException w:name="Placeholder Text" w:unhideWhenUsed="0"/>
+    <w:lsdException w:name="No Spacing" w:semiHidden="0" w:uiPriority="1" w:unhideWhenUsed="0" w:qFormat="1"/>
+    <w:lsdException w:name="Light Shading" w:semiHidden="0" w:uiPriority="60" w:unhideWhenUsed="0"/>
+    <w:lsdException w:name="Light List" w:semiHidden="0" w:uiPriority="61" w:unhideWhenUsed="0"/>
+    <w:lsdException w:name="Light Grid" w:semiHidden="0" w:uiPriority="62" w:unhideWhenUsed="0"/>
+    <w:lsdException w:name="Medium Shading 1" w:semiHidden="0" w:uiPriority="63" w:unhideWhenUsed="0"/>
+    <w:lsdException w:name="Medium Shading 2" w:semiHidden="0" w:uiPriority="64" w:unhideWhenUsed="0"/>
+    <w:lsdException w:name="Medium List 1" w:semiHidden="0" w:uiPriority="65" w:unhideWhenUsed="0"/>
+    <w:lsdException w:name="Medium List 2" w:semiHidden="0" w:uiPriority="66" w:unhideWhenUsed="0"/>
+    <w:lsdException w:name="Medium Grid 1" w:semiHidden="0" w:uiPriority="67" w:unhideWhenUsed="0"/>
+    <w:lsdException w:name="Medium Grid 2" w:semiHidden="0" w:uiPriority="68" w:unhideWhenUsed="0"/>
+    <w:lsdException w:name="Medium Grid 3" w:semiHidden="0" w:uiPriority="69" w:unhideWhenUsed="0"/>
+    <w:lsdException w:name="Dark List" w:semiHidden="0" w:uiPriority="70" w:unhideWhenUsed="0"/>
+    <w:lsdException w:name="Colorful Shading" w:semiHidden="0" w:uiPriority="71" w:unhideWhenUsed="0"/>
+    <w:lsdException w:name="Colorful List" w:semiHidden="0" w:uiPriority="72" w:unhideWhenUsed="0"/>
+    <w:lsdException w:name="Colorful Grid" w:semiHidden="0" w:uiPriority="73" w:unhideWhenUsed="0"/>
+    <w:lsdException w:name="Light Shading Accent 1" w:semiHidden="0" w:uiPriority="60" w:unhideWhenUsed="0"/>
+    <w:lsdException w:name="Light List Accent 1" w:semiHidden="0" w:uiPriority="61" w:unhideWhenUsed="0"/>
+    <w:lsdException w:name="Light Grid Accent 1" w:semiHidden="0" w:uiPriority="62" w:unhideWhenUsed="0"/>
+    <w:lsdException w:name="Medium Shading 1 Accent 1" w:semiHidden="0" w:uiPriority="63" w:unhideWhenUsed="0"/>
+    <w:lsdException w:name="Medium Shading 2 Accent 1" w:semiHidden="0" w:uiPriority="64" w:unhideWhenUsed="0"/>
+    <w:lsdException w:name="Medium List 1 Accent 1" w:semiHidden="0" w:uiPriority="65" w:unhideWhenUsed="0"/>
+    <w:lsdException w:name="Revision" w:unhideWhenUsed="0"/>
+    <w:lsdException w:name="List Paragraph" w:semiHidden="0" w:uiPriority="34" w:unhideWhenUsed="0" w:qFormat="1"/>
+    <w:lsdException w:name="Quote" w:semiHidden="0" w:uiPriority="29" w:unhideWhenUsed="0" w:qFormat="1"/>
+    <w:lsdException w:name="Intense Quote" w:semiHidden="0" w:uiPriority="30" w:unhideWhenUsed="0" w:qFormat="1"/>
+    <w:lsdException w:name="Medium List 2 Accent 1" w:semiHidden="0" w:uiPriority="66" w:unhideWhenUsed="0"/>
+    <w:lsdException w:name="Medium Grid 1 Accent 1" w:semiHidden="0" w:uiPriority="67" w:unhideWhenUsed="0"/>
+    <w:lsdException w:name="Medium Grid 2 Accent 1" w:semiHidden="0" w:uiPriority="68" w:unhideWhenUsed="0"/>
+    <w:lsdException w:name="Medium Grid 3 Accent 1" w:semiHidden="0" w:uiPriority="69" w:unhideWhenUsed="0"/>
+    <w:lsdException w:name="Dark List Accent 1" w:semiHidden="0" w:uiPriority="70" w:unhideWhenUsed="0"/>
+    <w:lsdException w:name="Colorful Shading Accent 1" w:semiHidden="0" w:uiPriority="71" w:unhideWhenUsed="0"/>
+    <w:lsdException w:name="Colorful List Accent 1" w:semiHidden="0" w:uiPriority="72" w:unhideWhenUsed="0"/>
+    <w:lsdException w:name="Colorful Grid Accent 1" w:semiHidden="0" w:uiPriority="73" w:unhideWhenUsed="0"/>
+    <w:lsdException w:name="Light Shading Accent 2" w:semiHidden="0" w:uiPriority="60" w:unhideWhenUsed="0"/>
+    <w:lsdException w:name="Light List Accent 2" w:semiHidden="0" w:uiPriority="61" w:unhideWhenUsed="0"/>
+    <w:lsdException w:name="Light Grid Accent 2" w:semiHidden="0" w:uiPriority="62" w:unhideWhenUsed="0"/>
+    <w:lsdException w:name="Medium Shading 1 Accent 2" w:semiHidden="0" w:uiPriority="63" w:unhideWhenUsed="0"/>
+    <w:lsdException w:name="Medium Shading 2 Accent 2" w:semiHidden="0" w:uiPriority="64" w:unhideWhenUsed="0"/>
+    <w:lsdException w:name="Medium List 1 Accent 2" w:semiHidden="0" w:uiPriority="65" w:unhideWhenUsed="0"/>
+    <w:lsdException w:name="Medium List 2 Accent 2" w:semiHidden="0" w:uiPriority="66" w:unhideWhenUsed="0"/>
+    <w:lsdException w:name="Medium Grid 1 Accent 2" w:semiHidden="0" w:uiPriority="67" w:unhideWhenUsed="0"/>
+    <w:lsdException w:name="Medium Grid 2 Accent 2" w:semiHidden="0" w:uiPriority="68" w:unhideWhenUsed="0"/>
+    <w:lsdException w:name="Medium Grid 3 Accent 2" w:semiHidden="0" w:uiPriority="69" w:unhideWhenUsed="0"/>
+    <w:lsdException w:name="Dark List Accent 2" w:semiHidden="0" w:uiPriority="70" w:unhideWhenUsed="0"/>
+    <w:lsdException w:name="Colorful Shading Accent 2" w:semiHidden="0" w:uiPriority="71" w:unhideWhenUsed="0"/>
+    <w:lsdException w:name="Colorful List Accent 2" w:semiHidden="0" w:uiPriority="72" w:unhideWhenUsed="0"/>
+    <w:lsdException w:name="Colorful Grid Accent 2" w:semiHidden="0" w:uiPriority="73" w:unhideWhenUsed="0"/>
+    <w:lsdException w:name="Light Shading Accent 3" w:semiHidden="0" w:uiPriority="60" w:unhideWhenUsed="0"/>
+    <w:lsdException w:name="Light List Accent 3" w:semiHidden="0" w:uiPriority="61" w:unhideWhenUsed="0"/>
+    <w:lsdException w:name="Light Grid Accent 3" w:semiHidden="0" w:uiPriority="62" w:unhideWhenUsed="0"/>
+    <w:lsdException w:name="Medium Shading 1 Accent 3" w:semiHidden="0" w:uiPriority="63" w:unhideWhenUsed="0"/>
+    <w:lsdException w:name="Medium Shading 2 Accent 3" w:semiHidden="0" w:uiPriority="64" w:unhideWhenUsed="0"/>
+    <w:lsdException w:name="Medium List 1 Accent 3" w:semiHidden="0" w:uiPriority="65" w:unhideWhenUsed="0"/>
+    <w:lsdException w:name="Medium List 2 Accent 3" w:semiHidden="0" w:uiPriority="66" w:unhideWhenUsed="0"/>
+    <w:lsdException w:name="Medium Grid 1 Accent 3" w:semiHidden="0" w:uiPriority="67" w:unhideWhenUsed="0"/>
+    <w:lsdException w:name="Medium Grid 2 Accent 3" w:semiHidden="0" w:uiPriority="68" w:unhideWhenUsed="0"/>
+    <w:lsdException w:name="Medium Grid 3 Accent 3" w:semiHidden="0" w:uiPriority="69" w:unhideWhenUsed="0"/>
+    <w:lsdException w:name="Dark List Accent 3" w:semiHidden="0" w:uiPriority="70" w:unhideWhenUsed="0"/>
+    <w:lsdException w:name="Colorful Shading Accent 3" w:semiHidden="0" w:uiPriority="71" w:unhideWhenUsed="0"/>
+    <w:lsdException w:name="Colorful List Accent 3" w:semiHidden="0" w:uiPriority="72" w:unhideWhenUsed="0"/>
+    <w:lsdException w:name="Colorful Grid Accent 3" w:semiHidden="0" w:uiPriority="73" w:unhideWhenUsed="0"/>
+    <w:lsdException w:name="Light Shading Accent 4" w:semiHidden="0" w:uiPriority="60" w:unhideWhenUsed="0"/>
+    <w:lsdException w:name="Light List Accent 4" w:semiHidden="0" w:uiPriority="61" w:unhideWhenUsed="0"/>
+    <w:lsdException w:name="Light Grid Accent 4" w:semiHidden="0" w:uiPriority="62" w:unhideWhenUsed="0"/>
+    <w:lsdException w:name="Medium Shading 1 Accent 4" w:semiHidden="0" w:uiPriority="63" w:unhideWhenUsed="0"/>
+    <w:lsdException w:name="Medium Shading 2 Accent 4" w:semiHidden="0" w:uiPriority="64" w:unhideWhenUsed="0"/>
+    <w:lsdException w:name="Medium List 1 Accent 4" w:semiHidden="0" w:uiPriority="65" w:unhideWhenUsed="0"/>
+    <w:lsdException w:name="Medium List 2 Accent 4" w:semiHidden="0" w:uiPriority="66" w:unhideWhenUsed="0"/>
+    <w:lsdException w:name="Medium Grid 1 Accent 4" w:semiHidden="0" w:uiPriority="67" w:unhideWhenUsed="0"/>
+    <w:lsdException w:name="Medium Grid 2 Accent 4" w:semiHidden="0" w:uiPriority="68" w:unhideWhenUsed="0"/>
+    <w:lsdException w:name="Medium Grid 3 Accent 4" w:semiHidden="0" w:uiPriority="69" w:unhideWhenUsed="0"/>
+    <w:lsdException w:name="Dark List Accent 4" w:semiHidden="0" w:uiPriority="70" w:unhideWhenUsed="0"/>
+    <w:lsdException w:name="Colorful Shading Accent 4" w:semiHidden="0" w:uiPriority="71" w:unhideWhenUsed="0"/>
+    <w:lsdException w:name="Colorful List Accent 4" w:semiHidden="0" w:uiPriority="72" w:unhideWhenUsed="0"/>
+    <w:lsdException w:name="Colorful Grid Accent 4" w:semiHidden="0" w:uiPriority="73" w:unhideWhenUsed="0"/>
+    <w:lsdException w:name="Light Shading Accent 5" w:semiHidden="0" w:uiPriority="60" w:unhideWhenUsed="0"/>
+    <w:lsdException w:name="Light List Accent 5" w:semiHidden="0" w:uiPriority="61" w:unhideWhenUsed="0"/>
+    <w:lsdException w:name="Light Grid Accent 5" w:semiHidden="0" w:uiPriority="62" w:unhideWhenUsed="0"/>
+    <w:lsdException w:name="Medium Shading 1 Accent 5" w:semiHidden="0" w:uiPriority="63" w:unhideWhenUsed="0"/>
+    <w:lsdException w:name="Medium Shading 2 Accent 5" w:semiHidden="0" w:uiPriority="64" w:unhideWhenUsed="0"/>
+    <w:lsdException w:name="Medium List 1 Accent 5" w:semiHidden="0" w:uiPriority="65" w:unhideWhenUsed="0"/>
+    <w:lsdException w:name="Medium List 2 Accent 5" w:semiHidden="0" w:uiPriority="66" w:unhideWhenUsed="0"/>
+    <w:lsdException w:name="Medium Grid 1 Accent 5" w:semiHidden="0" w:uiPriority="67" w:unhideWhenUsed="0"/>
+    <w:lsdException w:name="Medium Grid 2 Accent 5" w:semiHidden="0" w:uiPriority="68" w:unhideWhenUsed="0"/>
+    <w:lsdException w:name="Medium Grid 3 Accent 5" w:semiHidden="0" w:uiPriority="69" w:unhideWhenUsed="0"/>
+    <w:lsdException w:name="Dark List Accent 5" w:semiHidden="0" w:uiPriority="70" w:unhideWhenUsed="0"/>
+    <w:lsdException w:name="Colorful Shading Accent 5" w:semiHidden="0" w:uiPriority="71" w:unhideWhenUsed="0"/>
+    <w:lsdException w:name="Colorful List Accent 5" w:semiHidden="0" w:uiPriority="72" w:unhideWhenUsed="0"/>
+    <w:lsdException w:name="Colorful Grid Accent 5" w:semiHidden="0" w:uiPriority="73" w:unhideWhenUsed="0"/>
+    <w:lsdException w:name="Light Shading Accent 6" w:semiHidden="0" w:uiPriority="60" w:unhideWhenUsed="0"/>
+    <w:lsdException w:name="Light List Accent 6" w:semiHidden="0" w:uiPriority="61" w:unhideWhenUsed="0"/>
+    <w:lsdException w:name="Light Grid Accent 6" w:semiHidden="0" w:uiPriority="62" w:unhideWhenUsed="0"/>
+    <w:lsdException w:name="Medium Shading 1 Accent 6" w:semiHidden="0" w:uiPriority="63" w:unhideWhenUsed="0"/>
+    <w:lsdException w:name="Medium Shading 2 Accent 6" w:semiHidden="0" w:uiPriority="64" w:unhideWhenUsed="0"/>
+    <w:lsdException w:name="Medium List 1 Accent 6" w:semiHidden="0" w:uiPriority="65" w:unhideWhenUsed="0"/>
+    <w:lsdException w:name="Medium List 2 Accent 6" w:semiHidden="0" w:uiPriority="66" w:unhideWhenUsed="0"/>
+    <w:lsdException w:name="Medium Grid 1 Accent 6" w:semiHidden="0" w:uiPriority="67" w:unhideWhenUsed="0"/>
+    <w:lsdException w:name="Medium Grid 2 Accent 6" w:semiHidden="0" w:uiPriority="68" w:unhideWhenUsed="0"/>
+    <w:lsdException w:name="Medium Grid 3 Accent 6" w:semiHidden="0" w:uiPriority="69" w:unhideWhenUsed="0"/>
+    <w:lsdException w:name="Dark List Accent 6" w:semiHidden="0" w:uiPriority="70" w:unhideWhenUsed="0"/>
+    <w:lsdException w:name="Colorful Shading Accent 6" w:semiHidden="0" w:uiPriority="71" w:unhideWhenUsed="0"/>
+    <w:lsdException w:name="Colorful List Accent 6" w:semiHidden="0" w:uiPriority="72" w:unhideWhenUsed="0"/>
+    <w:lsdException w:name="Colorful Grid Accent 6" w:semiHidden="0" w:uiPriority="73" w:unhideWhenUsed="0"/>
+    <w:lsdException w:name="Subtle Emphasis" w:semiHidden="0" w:uiPriority="19" w:unhideWhenUsed="0" w:qFormat="1"/>
+    <w:lsdException w:name="Intense Emphasis" w:semiHidden="0" w:uiPriority="21" w:unhideWhenUsed="0" w:qFormat="1"/>
+    <w:lsdException w:name="Subtle Reference" w:semiHidden="0" w:uiPriority="31" w:unhideWhenUsed="0" w:qFormat="1"/>
+    <w:lsdException w:name="Intense Reference" w:semiHidden="0" w:uiPriority="32" w:unhideWhenUsed="0" w:qFormat="1"/>
+    <w:lsdException w:name="Book Title" w:semiHidden="0" w:uiPriority="33" w:unhideWhenUsed="0" w:qFormat="1"/>
+    <w:lsdException w:name="Bibliography" w:uiPriority="37"/>
+    <w:lsdException w:name="TOC Heading" w:uiPriority="39" w:qFormat="1"/>
+  </w:latentStyles>
+  <w:style w:type="paragraph" w:default="1" w:styleId="Normal">
+    <w:name w:val="Normal"/>
+    <w:qFormat/>
+  </w:style>
+  <w:style w:type="character" w:default="1" w:styleId="DefaultParagraphFont">
+    <w:name w:val="Default Paragraph Font"/>
+    <w:uiPriority w:val="1"/>
+    <w:semiHidden/>
+    <w:unhideWhenUsed/>
+  </w:style>
+  <w:style w:type="table" w:default="1" w:styleId="TableNormal">
+    <w:name w:val="Normal Table"/>
+    <w:uiPriority w:val="99"/>
+    <w:semiHidden/>
+    <w:unhideWhenUsed/>
+    <w:tblPr>
+      <w:tblInd w:w="0" w:type="dxa"/>
+      <w:tblCellMar>
+        <w:top w:w="0" w:type="dxa"/>
+        <w:left w:w="108" w:type="dxa"/>
+        <w:bottom w:w="0" w:type="dxa"/>
+        <w:right w:w="108" w:type="dxa"/>
+      </w:tblCellMar>
+    </w:tblPr>
+  </w:style>
+  <w:style w:type="numbering" w:default="1" w:styleId="NoList">
+    <w:name w:val="No List"/>
+    <w:uiPriority w:val="99"/>
+    <w:semiHidden/>
+    <w:unhideWhenUsed/>
   </w:style>
 </w:styles>
 </file>

--- a/documentation/Log of Upcoming Model Changes for the CDM.docx
+++ b/documentation/Log of Upcoming Model Changes for the CDM.docx
@@ -255,7 +255,7 @@
                 <w:sz w:val="22"/>
                 <w:szCs w:val="22"/>
               </w:rPr>
-              <w:t>4.0a</w:t>
+              <w:t>Future</w:t>
             </w:r>
           </w:p>
         </w:tc>
@@ -271,8 +271,6 @@
                 <w:szCs w:val="22"/>
               </w:rPr>
             </w:pPr>
-            <w:bookmarkStart w:id="0" w:name="_GoBack"/>
-            <w:bookmarkEnd w:id="0"/>
           </w:p>
         </w:tc>
         <w:tc>
@@ -287,145 +285,6 @@
                 <w:szCs w:val="22"/>
               </w:rPr>
             </w:pPr>
-            <w:r>
-              <w:rPr>
-                <w:rFonts w:ascii="Calibri" w:hAnsi="Calibri"/>
-                <w:sz w:val="22"/>
-                <w:szCs w:val="22"/>
-              </w:rPr>
-              <w:t>4.5b</w:t>
-            </w:r>
-          </w:p>
-        </w:tc>
-        <w:tc>
-          <w:tcPr>
-            <w:tcW w:w="9450" w:type="dxa"/>
-          </w:tcPr>
-          <w:p>
-            <w:pPr>
-              <w:numPr>
-                <w:ilvl w:val="0"/>
-                <w:numId w:val="21"/>
-              </w:numPr>
-              <w:rPr>
-                <w:rFonts w:ascii="Calibri" w:hAnsi="Calibri"/>
-                <w:sz w:val="22"/>
-                <w:szCs w:val="22"/>
-              </w:rPr>
-            </w:pPr>
-            <w:r>
-              <w:rPr>
-                <w:rFonts w:ascii="Calibri" w:hAnsi="Calibri"/>
-                <w:sz w:val="22"/>
-                <w:szCs w:val="22"/>
-              </w:rPr>
-              <w:t>New fancy integrated GUI for reading/modifying/saving simulation parameters, running simulation locally and on clusters, and viewing results</w:t>
-            </w:r>
-          </w:p>
-          <w:p>
-            <w:pPr>
-              <w:numPr>
-                <w:ilvl w:val="0"/>
-                <w:numId w:val="21"/>
-              </w:numPr>
-              <w:rPr>
-                <w:rFonts w:ascii="Calibri" w:hAnsi="Calibri"/>
-                <w:sz w:val="22"/>
-                <w:szCs w:val="22"/>
-              </w:rPr>
-            </w:pPr>
-            <w:r>
-              <w:rPr>
-                <w:rFonts w:ascii="Calibri" w:hAnsi="Calibri"/>
-                <w:sz w:val="22"/>
-                <w:szCs w:val="22"/>
-              </w:rPr>
-              <w:t>Integrate full calibration pipeline into simulation</w:t>
-            </w:r>
-          </w:p>
-        </w:tc>
-      </w:tr>
-      <w:tr>
-        <w:tc>
-          <w:tcPr>
-            <w:tcW w:w="918" w:type="dxa"/>
-          </w:tcPr>
-          <w:p>
-            <w:pPr>
-              <w:rPr>
-                <w:rFonts w:ascii="Calibri" w:hAnsi="Calibri"/>
-                <w:sz w:val="22"/>
-                <w:szCs w:val="22"/>
-              </w:rPr>
-            </w:pPr>
-            <w:r>
-              <w:rPr>
-                <w:rFonts w:ascii="Calibri" w:hAnsi="Calibri"/>
-                <w:sz w:val="22"/>
-                <w:szCs w:val="22"/>
-              </w:rPr>
-              <w:t>3.</w:t>
-            </w:r>
-            <w:r>
-              <w:rPr>
-                <w:rFonts w:ascii="Calibri" w:hAnsi="Calibri"/>
-                <w:sz w:val="22"/>
-                <w:szCs w:val="22"/>
-              </w:rPr>
-              <w:t>6</w:t>
-            </w:r>
-          </w:p>
-        </w:tc>
-        <w:tc>
-          <w:tcPr>
-            <w:tcW w:w="1350" w:type="dxa"/>
-          </w:tcPr>
-          <w:p>
-            <w:pPr>
-              <w:rPr>
-                <w:rFonts w:ascii="Calibri" w:hAnsi="Calibri"/>
-                <w:sz w:val="22"/>
-                <w:szCs w:val="22"/>
-              </w:rPr>
-            </w:pPr>
-            <w:r>
-              <w:rPr>
-                <w:rFonts w:ascii="Calibri" w:hAnsi="Calibri"/>
-                <w:sz w:val="22"/>
-                <w:szCs w:val="22"/>
-              </w:rPr>
-              <w:t>6/17</w:t>
-            </w:r>
-            <w:r>
-              <w:rPr>
-                <w:rFonts w:ascii="Calibri" w:hAnsi="Calibri"/>
-                <w:sz w:val="22"/>
-                <w:szCs w:val="22"/>
-              </w:rPr>
-              <w:t>/2014</w:t>
-            </w:r>
-          </w:p>
-        </w:tc>
-        <w:tc>
-          <w:tcPr>
-            <w:tcW w:w="1080" w:type="dxa"/>
-          </w:tcPr>
-          <w:p>
-            <w:pPr>
-              <w:rPr>
-                <w:rFonts w:ascii="Calibri" w:hAnsi="Calibri"/>
-                <w:sz w:val="22"/>
-                <w:szCs w:val="22"/>
-              </w:rPr>
-            </w:pPr>
-            <w:r>
-              <w:rPr>
-                <w:rFonts w:ascii="Calibri" w:hAnsi="Calibri"/>
-                <w:sz w:val="22"/>
-                <w:szCs w:val="22"/>
-              </w:rPr>
-              <w:t>4.5b</w:t>
-            </w:r>
           </w:p>
         </w:tc>
         <w:tc>
@@ -450,7 +309,7 @@
                 <w:sz w:val="22"/>
                 <w:szCs w:val="22"/>
               </w:rPr>
-              <w:t xml:space="preserve">Implement major changes </w:t>
+              <w:t>Remove the restriction that prevents males from choosing the same CSW or casual partner in one time month</w:t>
             </w:r>
             <w:r>
               <w:rPr>
@@ -458,15 +317,7 @@
                 <w:sz w:val="22"/>
                 <w:szCs w:val="22"/>
               </w:rPr>
-              <w:t xml:space="preserve">needed </w:t>
-            </w:r>
-            <w:r>
-              <w:rPr>
-                <w:rFonts w:ascii="Calibri" w:hAnsi="Calibri"/>
-                <w:sz w:val="22"/>
-                <w:szCs w:val="22"/>
-              </w:rPr>
-              <w:t>for MSM model</w:t>
+              <w:t xml:space="preserve"> (do we still want this?)</w:t>
             </w:r>
           </w:p>
           <w:p>
@@ -487,28 +338,7 @@
                 <w:sz w:val="22"/>
                 <w:szCs w:val="22"/>
               </w:rPr>
-              <w:t xml:space="preserve">Allow all individuals to re-select behavioral parameters at sexual debut </w:t>
-            </w:r>
-          </w:p>
-          <w:p>
-            <w:pPr>
-              <w:numPr>
-                <w:ilvl w:val="1"/>
-                <w:numId w:val="23"/>
-              </w:numPr>
-              <w:rPr>
-                <w:rFonts w:ascii="Calibri" w:hAnsi="Calibri"/>
-                <w:sz w:val="22"/>
-                <w:szCs w:val="22"/>
-              </w:rPr>
-            </w:pPr>
-            <w:r>
-              <w:rPr>
-                <w:rFonts w:ascii="Calibri" w:hAnsi="Calibri"/>
-                <w:sz w:val="22"/>
-                <w:szCs w:val="22"/>
-              </w:rPr>
-              <w:t>Specs found here: Dropbox\Specifications\Risk Parameter Selection (332k)</w:t>
+              <w:t>Integrate full calibration pipeline into simulation</w:t>
             </w:r>
           </w:p>
           <w:p>
@@ -529,29 +359,10 @@
                 <w:sz w:val="22"/>
                 <w:szCs w:val="22"/>
               </w:rPr>
-              <w:t>Remove the restriction that prevents males from choosing the same CSW or casual partner in one time month</w:t>
+              <w:t>New fancy integrated GUI for reading/modifying/saving simulation parameters, running simulation locally and on clusters, and viewing results</w:t>
             </w:r>
-          </w:p>
-          <w:p>
-            <w:pPr>
-              <w:numPr>
-                <w:ilvl w:val="0"/>
-                <w:numId w:val="23"/>
-              </w:numPr>
-              <w:rPr>
-                <w:rFonts w:ascii="Calibri" w:hAnsi="Calibri"/>
-                <w:sz w:val="22"/>
-                <w:szCs w:val="22"/>
-              </w:rPr>
-            </w:pPr>
-            <w:r>
-              <w:rPr>
-                <w:rFonts w:ascii="Calibri" w:hAnsi="Calibri"/>
-                <w:sz w:val="22"/>
-                <w:szCs w:val="22"/>
-              </w:rPr>
-              <w:t>XLSX output: multiple existing output files become unified as tabs in a single Excel workbook that can be formatted (colors, freeze panes, etc.)</w:t>
-            </w:r>
+            <w:bookmarkStart w:id="0" w:name="_GoBack"/>
+            <w:bookmarkEnd w:id="0"/>
           </w:p>
         </w:tc>
       </w:tr>
@@ -3460,7 +3271,7 @@
     <w:rPrDefault>
       <w:rPr>
         <w:rFonts w:ascii="Times New Roman" w:eastAsia="MS Mincho" w:hAnsi="Times New Roman" w:cs="Times New Roman"/>
-        <w:lang w:val="en-US" w:eastAsia="en-US" w:bidi="ar-SA"/>
+        <w:lang w:val="en-GB" w:eastAsia="en-GB" w:bidi="ar-SA"/>
       </w:rPr>
     </w:rPrDefault>
     <w:pPrDefault/>
@@ -3599,7 +3410,7 @@
     <w:rPr>
       <w:sz w:val="24"/>
       <w:szCs w:val="24"/>
-      <w:lang w:eastAsia="ja-JP"/>
+      <w:lang w:val="en-US" w:eastAsia="ja-JP"/>
     </w:rPr>
   </w:style>
   <w:style w:type="character" w:default="1" w:styleId="DefaultParagraphFont">
@@ -3634,7 +3445,6 @@
     <w:basedOn w:val="TableNormal"/>
     <w:rsid w:val="001E71F7"/>
     <w:tblPr>
-      <w:tblInd w:w="0" w:type="dxa"/>
       <w:tblBorders>
         <w:top w:val="single" w:sz="4" w:space="0" w:color="auto"/>
         <w:left w:val="single" w:sz="4" w:space="0" w:color="auto"/>
@@ -3643,12 +3453,6 @@
         <w:insideH w:val="single" w:sz="4" w:space="0" w:color="auto"/>
         <w:insideV w:val="single" w:sz="4" w:space="0" w:color="auto"/>
       </w:tblBorders>
-      <w:tblCellMar>
-        <w:top w:w="0" w:type="dxa"/>
-        <w:left w:w="108" w:type="dxa"/>
-        <w:bottom w:w="0" w:type="dxa"/>
-        <w:right w:w="108" w:type="dxa"/>
-      </w:tblCellMar>
     </w:tblPr>
   </w:style>
 </w:styles>
